--- a/paper/title_page.docx
+++ b/paper/title_page.docx
@@ -34,12 +34,7 @@
         <w:spacing w:after="320" w:before="0"/>
       </w:pPr>
       <w:r>
-        <w:rPr>
-          <w:b w:val="0"/>
-          <w:i w:val="0"/>
-          <w:sz w:val="24"/>
-        </w:rPr>
-        <w:t>What limits reinforcement learning for distributed flutter suppression, and the credit structure that helps</w:t>
+        <w:t>A physics-exact credit decomposition for distributed flutter suppression, and the exploration scale that hides it</w:t>
       </w:r>
     </w:p>
     <w:p>
